--- a/t23_s2.docx
+++ b/t23_s2.docx
@@ -3,2168 +3,998 @@
 <w:document xmlns:wpc="http://schemas.microsoft.com/office/word/2010/wordprocessingCanvas" xmlns:mo="http://schemas.microsoft.com/office/mac/office/2008/main" xmlns:mc="http://schemas.openxmlformats.org/markup-compatibility/2006" xmlns:mv="urn:schemas-microsoft-com:mac:vml" xmlns:o="urn:schemas-microsoft-com:office:office" xmlns:r="http://schemas.openxmlformats.org/officeDocument/2006/relationships" xmlns:m="http://schemas.openxmlformats.org/officeDocument/2006/math" xmlns:v="urn:schemas-microsoft-com:vml" xmlns:wp14="http://schemas.microsoft.com/office/word/2010/wordprocessingDrawing" xmlns:wp="http://schemas.openxmlformats.org/drawingml/2006/wordprocessingDrawing" xmlns:w10="urn:schemas-microsoft-com:office:word" xmlns:w="http://schemas.openxmlformats.org/wordprocessingml/2006/main" xmlns:w14="http://schemas.microsoft.com/office/word/2010/wordml" xmlns:wpg="http://schemas.microsoft.com/office/word/2010/wordprocessingGroup" xmlns:wpi="http://schemas.microsoft.com/office/word/2010/wordprocessingInk" xmlns:wne="http://schemas.microsoft.com/office/word/2006/wordml" xmlns:wps="http://schemas.microsoft.com/office/word/2010/wordprocessingShape" mc:Ignorable="w14 wp14">
   <w:body>
     <w:p>
-      <w:pPr>
-        <w:spacing w:after="20" w:before="120"/>
-      </w:pPr>
       <w:r>
-        <w:rPr>
-          <w:b/>
-          <w:sz w:val="22"/>
-        </w:rPr>
-        <w:t>Question: According to the National Family Health Program, what is the recommended duration of the contraceptive method Copar T 380A?</w:t>
+        <w:t xml:space="preserve">Question: The normal serum osmolality is:</w:t>
       </w:r>
     </w:p>
     <w:p>
-      <w:pPr>
-        <w:spacing w:after="0" w:before="0"/>
-      </w:pPr>
       <w:r>
-        <w:rPr>
-          <w:b w:val="0"/>
-          <w:sz w:val="22"/>
-        </w:rPr>
-        <w:t>(a) 3 year</w:t>
+        <w:t xml:space="preserve">(a) 275–295 mOsm/kg</w:t>
       </w:r>
     </w:p>
     <w:p>
-      <w:pPr>
-        <w:spacing w:after="0" w:before="0"/>
-      </w:pPr>
       <w:r>
-        <w:rPr>
-          <w:b w:val="0"/>
-          <w:sz w:val="22"/>
-        </w:rPr>
-        <w:t>(b) 10 year</w:t>
+        <w:t xml:space="preserve">(b) 100–150 mOsm/kg</w:t>
       </w:r>
     </w:p>
     <w:p>
-      <w:pPr>
-        <w:spacing w:after="0" w:before="0"/>
-      </w:pPr>
       <w:r>
-        <w:rPr>
-          <w:b w:val="0"/>
-          <w:sz w:val="22"/>
-        </w:rPr>
-        <w:t>(c) 5 year</w:t>
+        <w:t xml:space="preserve">(c) 400–500 mOsm/kg</w:t>
       </w:r>
     </w:p>
     <w:p>
-      <w:pPr>
-        <w:spacing w:after="0" w:before="0"/>
-      </w:pPr>
       <w:r>
-        <w:rPr>
-          <w:b w:val="0"/>
-          <w:sz w:val="22"/>
-        </w:rPr>
-        <w:t>(d) 7 year</w:t>
+        <w:t xml:space="preserve">(d) 700–800 mOsm/kg</w:t>
       </w:r>
     </w:p>
     <w:p>
-      <w:pPr>
-        <w:spacing w:after="0" w:before="40"/>
-      </w:pPr>
       <w:r>
-        <w:rPr>
-          <w:b/>
-          <w:sz w:val="22"/>
-        </w:rPr>
-        <w:t>Answer: b</w:t>
+        <w:t xml:space="preserve">Answer: a</w:t>
       </w:r>
     </w:p>
     <w:p>
-      <w:pPr>
-        <w:spacing w:after="0" w:before="0"/>
-      </w:pPr>
       <w:r>
-        <w:rPr>
-          <w:b w:val="0"/>
-          <w:sz w:val="21"/>
-        </w:rPr>
-        <w:t>Solution: According to the National Family Health Program, the recommended duration of the contraceptive method Copper T 380A is 10 years. This intrauterine device (IUD) is effective for long-term contraception and can be used for up to 10 years before it needs to be replaced. It is a reliable and reversible form of contraception.</w:t>
+        <w:t xml:space="preserve">Solution: Normal plasma osmolality is 275–295 mOsm/kg — reflecting solute concentration (mainly sodium).</w:t>
       </w:r>
     </w:p>
     <w:p>
-      <w:pPr>
-        <w:spacing w:after="0" w:before="0"/>
-      </w:pPr>
       <w:r>
-        <w:rPr>
-          <w:b w:val="0"/>
-          <w:sz w:val="20"/>
-        </w:rPr>
-        <w:t>Positive Marks: 1</w:t>
+        <w:t xml:space="preserve">Positive Marks: 1</w:t>
       </w:r>
     </w:p>
     <w:p>
-      <w:pPr>
-        <w:spacing w:after="160" w:before="0"/>
-      </w:pPr>
       <w:r>
-        <w:rPr>
-          <w:b w:val="0"/>
-          <w:sz w:val="20"/>
-        </w:rPr>
-        <w:t>Negative Marks: 0.25</w:t>
+        <w:t xml:space="preserve">Negative Marks: 0.25</w:t>
       </w:r>
     </w:p>
     <w:p>
-      <w:pPr>
-        <w:spacing w:after="20" w:before="120"/>
-      </w:pPr>
       <w:r>
-        <w:rPr>
-          <w:b/>
-          <w:sz w:val="22"/>
-        </w:rPr>
-        <w:t>Question: Which of the following vitamin deficiency leads to bleed gums?</w:t>
+        <w:t xml:space="preserve"/>
       </w:r>
     </w:p>
     <w:p>
-      <w:pPr>
-        <w:spacing w:after="0" w:before="0"/>
-      </w:pPr>
       <w:r>
-        <w:rPr>
-          <w:b w:val="0"/>
-          <w:sz w:val="22"/>
-        </w:rPr>
-        <w:t>(a) Vitamin B</w:t>
+        <w:t xml:space="preserve">Question: The nurse is caring for a patient with a urinary catheter. The nurse should:</w:t>
       </w:r>
     </w:p>
     <w:p>
-      <w:pPr>
-        <w:spacing w:after="0" w:before="0"/>
-      </w:pPr>
       <w:r>
-        <w:rPr>
-          <w:b w:val="0"/>
-          <w:sz w:val="22"/>
-        </w:rPr>
-        <w:t>(b) Vitamin K</w:t>
+        <w:t xml:space="preserve">(a) Empty the drainage bag regularly and keep it below the bladder</w:t>
       </w:r>
     </w:p>
     <w:p>
-      <w:pPr>
-        <w:spacing w:after="0" w:before="0"/>
-      </w:pPr>
       <w:r>
-        <w:rPr>
-          <w:b w:val="0"/>
-          <w:sz w:val="22"/>
-        </w:rPr>
-        <w:t>(c) Vitamin A</w:t>
+        <w:t xml:space="preserve">(b) Raise the bag above the bladder</w:t>
       </w:r>
     </w:p>
     <w:p>
-      <w:pPr>
-        <w:spacing w:after="0" w:before="0"/>
-      </w:pPr>
       <w:r>
-        <w:rPr>
-          <w:b w:val="0"/>
-          <w:sz w:val="22"/>
-        </w:rPr>
-        <w:t>(d) Vitamin C</w:t>
+        <w:t xml:space="preserve">(c) Let the bag touch the floor</w:t>
       </w:r>
     </w:p>
     <w:p>
-      <w:pPr>
-        <w:spacing w:after="0" w:before="40"/>
-      </w:pPr>
       <w:r>
-        <w:rPr>
-          <w:b/>
-          <w:sz w:val="22"/>
-        </w:rPr>
-        <w:t>Answer: d</w:t>
+        <w:t xml:space="preserve">(d) Open the system to empty</w:t>
       </w:r>
     </w:p>
     <w:p>
-      <w:pPr>
-        <w:spacing w:after="0" w:before="0"/>
-      </w:pPr>
       <w:r>
-        <w:rPr>
-          <w:b w:val="0"/>
-          <w:sz w:val="21"/>
-        </w:rPr>
-        <w:t>Solution: Deficiency of Vitamin C can lead to bleeding gums. Vitamin C, also known as ascorbic acid, is essential for the synthesis of collagen, a protein that helps in maintaining the integrity of blood vessels. When there is a deficiency of Vitamin C, the blood vessels become weak and fragile, leading to bleeding gums. This condition is known as scurvy. "Harrison's Principles of Internal Medicine</w:t>
+        <w:t xml:space="preserve">Answer: a</w:t>
       </w:r>
     </w:p>
     <w:p>
-      <w:pPr>
-        <w:spacing w:after="0" w:before="0"/>
-      </w:pPr>
       <w:r>
-        <w:rPr>
-          <w:b w:val="0"/>
-          <w:sz w:val="20"/>
-        </w:rPr>
-        <w:t>Positive Marks: 1</w:t>
+        <w:t xml:space="preserve">Solution: Catheter care — the bag is kept below the bladder (gravity drainage), emptied regularly without opening the closed system, and never touches the floor.</w:t>
       </w:r>
     </w:p>
     <w:p>
-      <w:pPr>
-        <w:spacing w:after="160" w:before="0"/>
-      </w:pPr>
       <w:r>
-        <w:rPr>
-          <w:b w:val="0"/>
-          <w:sz w:val="20"/>
-        </w:rPr>
-        <w:t>Negative Marks: 0.25</w:t>
+        <w:t xml:space="preserve">Positive Marks: 1</w:t>
       </w:r>
     </w:p>
     <w:p>
-      <w:pPr>
-        <w:spacing w:after="20" w:before="120"/>
-      </w:pPr>
       <w:r>
-        <w:rPr>
-          <w:b/>
-          <w:sz w:val="22"/>
-        </w:rPr>
-        <w:t>Question: A client receives oxygen at 4 L/min by nasal cannula. What approximate fraction of inspired oxygen (FiO2) is delivered?</w:t>
+        <w:t xml:space="preserve">Negative Marks: 0.25</w:t>
       </w:r>
     </w:p>
     <w:p>
-      <w:pPr>
-        <w:spacing w:after="0" w:before="0"/>
-      </w:pPr>
       <w:r>
-        <w:rPr>
-          <w:b w:val="0"/>
-          <w:sz w:val="22"/>
-        </w:rPr>
-        <w:t>(a) 36%</w:t>
+        <w:t xml:space="preserve"/>
       </w:r>
     </w:p>
     <w:p>
-      <w:pPr>
-        <w:spacing w:after="0" w:before="0"/>
-      </w:pPr>
       <w:r>
-        <w:rPr>
-          <w:b w:val="0"/>
-          <w:sz w:val="22"/>
-        </w:rPr>
-        <w:t>(b) 44%</w:t>
+        <w:t xml:space="preserve">Question: A patient with hypothyroidism is being treated with levothyroxine. The nurse should monitor for:</w:t>
       </w:r>
     </w:p>
     <w:p>
-      <w:pPr>
-        <w:spacing w:after="0" w:before="0"/>
-      </w:pPr>
       <w:r>
-        <w:rPr>
-          <w:b w:val="0"/>
-          <w:sz w:val="22"/>
-        </w:rPr>
-        <w:t>(c) 50%</w:t>
+        <w:t xml:space="preserve">(a) Improvement in symptoms and TSH levels</w:t>
       </w:r>
     </w:p>
     <w:p>
-      <w:pPr>
-        <w:spacing w:after="0" w:before="0"/>
-      </w:pPr>
       <w:r>
-        <w:rPr>
-          <w:b w:val="0"/>
-          <w:sz w:val="22"/>
-        </w:rPr>
-        <w:t>(d) 24%</w:t>
+        <w:t xml:space="preserve">(b) Hyperkalemia</w:t>
       </w:r>
     </w:p>
     <w:p>
-      <w:pPr>
-        <w:spacing w:after="0" w:before="40"/>
-      </w:pPr>
       <w:r>
-        <w:rPr>
-          <w:b/>
-          <w:sz w:val="22"/>
-        </w:rPr>
-        <w:t>Answer: a</w:t>
+        <w:t xml:space="preserve">(c) Bradycardia only</w:t>
       </w:r>
     </w:p>
     <w:p>
-      <w:pPr>
-        <w:spacing w:after="0" w:before="0"/>
-      </w:pPr>
       <w:r>
-        <w:rPr>
-          <w:b w:val="0"/>
-          <w:sz w:val="21"/>
-        </w:rPr>
-        <w:t>Solution: With a nasal cannula each liter per minute adds about 4% to room air (21%): 21 + (4 × 4) = 37% (approximately 36%).</w:t>
+        <w:t xml:space="preserve">(d) Constipation only</w:t>
       </w:r>
     </w:p>
     <w:p>
-      <w:pPr>
-        <w:spacing w:after="0" w:before="0"/>
-      </w:pPr>
       <w:r>
-        <w:rPr>
-          <w:b w:val="0"/>
-          <w:sz w:val="20"/>
-        </w:rPr>
-        <w:t>Positive Marks: 1</w:t>
+        <w:t xml:space="preserve">Answer: a</w:t>
       </w:r>
     </w:p>
     <w:p>
-      <w:pPr>
-        <w:spacing w:after="160" w:before="0"/>
-      </w:pPr>
       <w:r>
-        <w:rPr>
-          <w:b w:val="0"/>
-          <w:sz w:val="20"/>
-        </w:rPr>
-        <w:t>Negative Marks: 0.25</w:t>
+        <w:t xml:space="preserve">Solution: Levothyroxine — the nurse monitors symptom improvement (energy, weight, temperature) and TSH levels (target normal). The dose is adjusted based on TSH.</w:t>
       </w:r>
     </w:p>
     <w:p>
-      <w:pPr>
-        <w:spacing w:after="20" w:before="120"/>
-      </w:pPr>
       <w:r>
-        <w:rPr>
-          <w:b/>
-          <w:sz w:val="22"/>
-        </w:rPr>
-        <w:t>Question: In which of the following vaccine, cold chain must be maintained?</w:t>
+        <w:t xml:space="preserve">Positive Marks: 1</w:t>
       </w:r>
     </w:p>
     <w:p>
-      <w:pPr>
-        <w:spacing w:after="0" w:before="0"/>
-      </w:pPr>
       <w:r>
-        <w:rPr>
-          <w:b w:val="0"/>
-          <w:sz w:val="22"/>
-        </w:rPr>
-        <w:t>(a) Serums</w:t>
+        <w:t xml:space="preserve">Negative Marks: 0.25</w:t>
       </w:r>
     </w:p>
     <w:p>
-      <w:pPr>
-        <w:spacing w:after="0" w:before="0"/>
-      </w:pPr>
       <w:r>
-        <w:rPr>
-          <w:b w:val="0"/>
-          <w:sz w:val="22"/>
-        </w:rPr>
-        <w:t>(b) Live vaccine</w:t>
+        <w:t xml:space="preserve"/>
       </w:r>
     </w:p>
     <w:p>
-      <w:pPr>
-        <w:spacing w:after="0" w:before="0"/>
-      </w:pPr>
       <w:r>
-        <w:rPr>
-          <w:b w:val="0"/>
-          <w:sz w:val="22"/>
-        </w:rPr>
-        <w:t>(c) Toxoids</w:t>
+        <w:t xml:space="preserve">Question: A patient at 38 weeks of gestation is in the first stage of labor. The nurse should:</w:t>
       </w:r>
     </w:p>
     <w:p>
-      <w:pPr>
-        <w:spacing w:after="0" w:before="0"/>
-      </w:pPr>
       <w:r>
-        <w:rPr>
-          <w:b w:val="0"/>
-          <w:sz w:val="22"/>
-        </w:rPr>
-        <w:t>(d) Killed vaccine</w:t>
+        <w:t xml:space="preserve">(a) Monitor the contraction pattern, FHR, and cervical progress</w:t>
       </w:r>
     </w:p>
     <w:p>
-      <w:pPr>
-        <w:spacing w:after="0" w:before="40"/>
-      </w:pPr>
       <w:r>
-        <w:rPr>
-          <w:b/>
-          <w:sz w:val="22"/>
-        </w:rPr>
-        <w:t>Answer: b</w:t>
+        <w:t xml:space="preserve">(b) Send the patient home</w:t>
       </w:r>
     </w:p>
     <w:p>
-      <w:pPr>
-        <w:spacing w:after="0" w:before="0"/>
-      </w:pPr>
       <w:r>
-        <w:rPr>
-          <w:b w:val="0"/>
-          <w:sz w:val="21"/>
-        </w:rPr>
-        <w:t>Solution: In the case of live vaccines, the cold chain must be maintained. Live vaccines contain live attenuated or weakened forms of the pathogens they protect against. Examples of live vaccines include the measles, mumps, and rubella (MMR) vaccine, the oral polio vaccine (OPV), and the yellow fever vaccine. These vaccines are sensitive to heat and can lose their potency if not stored and transported within specific temperature ranges. The cold chain refers to the system of temperature control from the point of manufacture to the point of administration. It involves refrigeration and the use of temperature- monitoring equipment to ensure the vaccines remain viable and effective. "Vaccines</w:t>
+        <w:t xml:space="preserve">(c) Skip monitoring</w:t>
       </w:r>
     </w:p>
     <w:p>
-      <w:pPr>
-        <w:spacing w:after="0" w:before="0"/>
-      </w:pPr>
       <w:r>
-        <w:rPr>
-          <w:b w:val="0"/>
-          <w:sz w:val="20"/>
-        </w:rPr>
-        <w:t>Positive Marks: 1</w:t>
+        <w:t xml:space="preserve">(d) Restrict fluids</w:t>
       </w:r>
     </w:p>
     <w:p>
-      <w:pPr>
-        <w:spacing w:after="160" w:before="0"/>
-      </w:pPr>
       <w:r>
-        <w:rPr>
-          <w:b w:val="0"/>
-          <w:sz w:val="20"/>
-        </w:rPr>
-        <w:t>Negative Marks: 0.25</w:t>
+        <w:t xml:space="preserve">Answer: a</w:t>
       </w:r>
     </w:p>
     <w:p>
-      <w:pPr>
-        <w:spacing w:after="20" w:before="120"/>
-      </w:pPr>
       <w:r>
-        <w:rPr>
-          <w:b/>
-          <w:sz w:val="22"/>
-        </w:rPr>
-        <w:t>Question: In modern childhood immunization, one component of the DPT vaccine has been removed due to a high occurrence of side effects. Which component is it?</w:t>
+        <w:t xml:space="preserve">Solution: First-stage care — monitor contractions (frequency, duration, strength), FHR, cervical dilatation, and maternal comfort; encourage position changes and voiding.</w:t>
       </w:r>
     </w:p>
     <w:p>
-      <w:pPr>
-        <w:spacing w:after="0" w:before="0"/>
-      </w:pPr>
       <w:r>
-        <w:rPr>
-          <w:b w:val="0"/>
-          <w:sz w:val="22"/>
-        </w:rPr>
-        <w:t>(a) Tetanus</w:t>
+        <w:t xml:space="preserve">Positive Marks: 1</w:t>
       </w:r>
     </w:p>
     <w:p>
-      <w:pPr>
-        <w:spacing w:after="0" w:before="0"/>
-      </w:pPr>
       <w:r>
-        <w:rPr>
-          <w:b w:val="0"/>
-          <w:sz w:val="22"/>
-        </w:rPr>
-        <w:t>(b) Diphtheria</w:t>
+        <w:t xml:space="preserve">Negative Marks: 0.25</w:t>
       </w:r>
     </w:p>
     <w:p>
-      <w:pPr>
-        <w:spacing w:after="0" w:before="0"/>
-      </w:pPr>
       <w:r>
-        <w:rPr>
-          <w:b w:val="0"/>
-          <w:sz w:val="22"/>
-        </w:rPr>
-        <w:t>(c) Pertussis</w:t>
+        <w:t xml:space="preserve"/>
       </w:r>
     </w:p>
     <w:p>
-      <w:pPr>
-        <w:spacing w:after="0" w:before="0"/>
-      </w:pPr>
       <w:r>
-        <w:rPr>
-          <w:b w:val="0"/>
-          <w:sz w:val="22"/>
-        </w:rPr>
-        <w:t>(d) All of the above</w:t>
+        <w:t xml:space="preserve">Question: A 5-year-old child with nephrotic syndrome is in remission. The nurse should teach the parents to:</w:t>
       </w:r>
     </w:p>
     <w:p>
-      <w:pPr>
-        <w:spacing w:after="0" w:before="40"/>
-      </w:pPr>
       <w:r>
-        <w:rPr>
-          <w:b/>
-          <w:sz w:val="22"/>
-        </w:rPr>
-        <w:t>Answer: c</w:t>
+        <w:t xml:space="preserve">(a) Continue medications as prescribed, monitor urine protein, and prevent infection</w:t>
       </w:r>
     </w:p>
     <w:p>
-      <w:pPr>
-        <w:spacing w:after="0" w:before="0"/>
-      </w:pPr>
       <w:r>
-        <w:rPr>
-          <w:b w:val="0"/>
-          <w:sz w:val="21"/>
-        </w:rPr>
-        <w:t>Solution: In modern childhood immunization, the component of the DPT vaccine that has been removed due to a high occurrence of side effects is pertussis (whooping cough). The original DPT vaccine contained three components: diphtheria toxoid, tetanus toxoid, and whole-cell pertussis vaccine. However, due to concerns about side effects associated with the whole-cell pertussis vaccine, an acellular pertussis vaccine was developed. The acellular pertussis vaccine contains purified components of the pertussis bacterium, which significantly reduces the risk of side effects while still providing protection against whooping cough. This change in the vaccine formulation has contributed to improved safety and acceptability of the DPT vaccine.</w:t>
+        <w:t xml:space="preserve">(b) Stop all medications</w:t>
       </w:r>
     </w:p>
     <w:p>
-      <w:pPr>
-        <w:spacing w:after="0" w:before="0"/>
-      </w:pPr>
       <w:r>
-        <w:rPr>
-          <w:b w:val="0"/>
-          <w:sz w:val="20"/>
-        </w:rPr>
-        <w:t>Positive Marks: 1</w:t>
+        <w:t xml:space="preserve">(c) Skip follow-up</w:t>
       </w:r>
     </w:p>
     <w:p>
-      <w:pPr>
-        <w:spacing w:after="160" w:before="0"/>
-      </w:pPr>
       <w:r>
-        <w:rPr>
-          <w:b w:val="0"/>
-          <w:sz w:val="20"/>
-        </w:rPr>
-        <w:t>Negative Marks: 0.25</w:t>
+        <w:t xml:space="preserve">(d) Restrict fluids permanently</w:t>
       </w:r>
     </w:p>
     <w:p>
-      <w:pPr>
-        <w:spacing w:after="20" w:before="120"/>
-      </w:pPr>
       <w:r>
-        <w:rPr>
-          <w:b/>
-          <w:sz w:val="22"/>
-        </w:rPr>
-        <w:t>Question: Which is the nucleus of masseteric reflex:</w:t>
+        <w:t xml:space="preserve">Answer: a</w:t>
       </w:r>
     </w:p>
     <w:p>
-      <w:pPr>
-        <w:spacing w:after="0" w:before="0"/>
-      </w:pPr>
       <w:r>
-        <w:rPr>
-          <w:b w:val="0"/>
-          <w:sz w:val="22"/>
-        </w:rPr>
-        <w:t>(a) Dorsal nucleus of vagus nerve</w:t>
+        <w:t xml:space="preserve">Solution: Nephrotic syndrome — steroid tapering per schedule, urine protein monitoring, infection prevention, and follow-up — reducing relapses.</w:t>
       </w:r>
     </w:p>
     <w:p>
-      <w:pPr>
-        <w:spacing w:after="0" w:before="0"/>
-      </w:pPr>
       <w:r>
-        <w:rPr>
-          <w:b w:val="0"/>
-          <w:sz w:val="22"/>
-        </w:rPr>
-        <w:t>(b) Superior sensory nucleus of the trigeminal nerve</w:t>
+        <w:t xml:space="preserve">Positive Marks: 1</w:t>
       </w:r>
     </w:p>
     <w:p>
-      <w:pPr>
-        <w:spacing w:after="0" w:before="0"/>
-      </w:pPr>
       <w:r>
-        <w:rPr>
-          <w:b w:val="0"/>
-          <w:sz w:val="22"/>
-        </w:rPr>
-        <w:t>(c) Spinal nucleus of trigeminal nerve</w:t>
+        <w:t xml:space="preserve">Negative Marks: 0.25</w:t>
       </w:r>
     </w:p>
     <w:p>
-      <w:pPr>
-        <w:spacing w:after="0" w:before="0"/>
-      </w:pPr>
       <w:r>
-        <w:rPr>
-          <w:b w:val="0"/>
-          <w:sz w:val="22"/>
-        </w:rPr>
-        <w:t>(d) Mesencephalic nucleus of trigeminal nerve</w:t>
+        <w:t xml:space="preserve"/>
       </w:r>
     </w:p>
     <w:p>
-      <w:pPr>
-        <w:spacing w:after="0" w:before="40"/>
-      </w:pPr>
       <w:r>
-        <w:rPr>
-          <w:b/>
-          <w:sz w:val="22"/>
-        </w:rPr>
-        <w:t>Answer: d</w:t>
+        <w:t xml:space="preserve">Question: A patient with post-traumatic stress disorder is being treated. Which therapy is evidence-based for PTSD?</w:t>
       </w:r>
     </w:p>
     <w:p>
-      <w:pPr>
-        <w:spacing w:after="0" w:before="0"/>
-      </w:pPr>
       <w:r>
-        <w:rPr>
-          <w:b w:val="0"/>
-          <w:sz w:val="21"/>
-        </w:rPr>
-        <w:t>Solution: The mesencephalic nucleus of the trigeminal nerve receives proprioceptive fibres mediating the masseteric (jaw jerk) reflex.</w:t>
+        <w:t xml:space="preserve">(a) Trauma-focused CBT and EMDR</w:t>
       </w:r>
     </w:p>
     <w:p>
-      <w:pPr>
-        <w:spacing w:after="0" w:before="0"/>
-      </w:pPr>
       <w:r>
-        <w:rPr>
-          <w:b w:val="0"/>
-          <w:sz w:val="20"/>
-        </w:rPr>
-        <w:t>Positive Marks: 1</w:t>
+        <w:t xml:space="preserve">(b) Only medication</w:t>
       </w:r>
     </w:p>
     <w:p>
-      <w:pPr>
-        <w:spacing w:after="160" w:before="0"/>
-      </w:pPr>
       <w:r>
-        <w:rPr>
-          <w:b w:val="0"/>
-          <w:sz w:val="20"/>
-        </w:rPr>
-        <w:t>Negative Marks: 0.25</w:t>
+        <w:t xml:space="preserve">(c) Avoiding the trauma</w:t>
       </w:r>
     </w:p>
     <w:p>
-      <w:pPr>
-        <w:spacing w:after="20" w:before="120"/>
-      </w:pPr>
       <w:r>
-        <w:rPr>
-          <w:b/>
-          <w:sz w:val="22"/>
-        </w:rPr>
-        <w:t>Question: What should be the immediate action in cases of severe bleeding?</w:t>
+        <w:t xml:space="preserve">(d) Restraints</w:t>
       </w:r>
     </w:p>
     <w:p>
-      <w:pPr>
-        <w:spacing w:after="0" w:before="0"/>
-      </w:pPr>
       <w:r>
-        <w:rPr>
-          <w:b w:val="0"/>
-          <w:sz w:val="22"/>
-        </w:rPr>
-        <w:t>(a) put a dressing over the wound</w:t>
+        <w:t xml:space="preserve">Answer: a</w:t>
       </w:r>
     </w:p>
     <w:p>
-      <w:pPr>
-        <w:spacing w:after="0" w:before="0"/>
-      </w:pPr>
       <w:r>
-        <w:rPr>
-          <w:b w:val="0"/>
-          <w:sz w:val="22"/>
-        </w:rPr>
-        <w:t>(b) cover it with a pad of soft material</w:t>
+        <w:t xml:space="preserve">Solution: Trauma-focused CBT and EMDR are first-line evidence-based psychotherapies for PTSD — processing the trauma and reducing symptoms. SSRIs complement therapy.</w:t>
       </w:r>
     </w:p>
     <w:p>
-      <w:pPr>
-        <w:spacing w:after="0" w:before="0"/>
-      </w:pPr>
       <w:r>
-        <w:rPr>
-          <w:b w:val="0"/>
-          <w:sz w:val="22"/>
-        </w:rPr>
-        <w:t>(c) call for medical assistance</w:t>
+        <w:t xml:space="preserve">Positive Marks: 1</w:t>
       </w:r>
     </w:p>
     <w:p>
-      <w:pPr>
-        <w:spacing w:after="0" w:before="0"/>
-      </w:pPr>
       <w:r>
-        <w:rPr>
-          <w:b w:val="0"/>
-          <w:sz w:val="22"/>
-        </w:rPr>
-        <w:t>(d) apply pressure to the wound</w:t>
+        <w:t xml:space="preserve">Negative Marks: 0.25</w:t>
       </w:r>
     </w:p>
     <w:p>
-      <w:pPr>
-        <w:spacing w:after="0" w:before="40"/>
-      </w:pPr>
       <w:r>
-        <w:rPr>
-          <w:b/>
-          <w:sz w:val="22"/>
-        </w:rPr>
-        <w:t>Answer: d</w:t>
+        <w:t xml:space="preserve"/>
       </w:r>
     </w:p>
     <w:p>
-      <w:pPr>
-        <w:spacing w:after="0" w:before="0"/>
-      </w:pPr>
       <w:r>
-        <w:rPr>
-          <w:b w:val="0"/>
-          <w:sz w:val="21"/>
-        </w:rPr>
-        <w:t>Solution: The immediate action in severe bleeding is to apply firm direct pressure over the wound.</w:t>
+        <w:t xml:space="preserve">Question: The "Pradhan Mantri Bhartiya Janaushadhi Kendra" medicines are:</w:t>
       </w:r>
     </w:p>
     <w:p>
-      <w:pPr>
-        <w:spacing w:after="0" w:before="0"/>
-      </w:pPr>
       <w:r>
-        <w:rPr>
-          <w:b w:val="0"/>
-          <w:sz w:val="20"/>
-        </w:rPr>
-        <w:t>Positive Marks: 1</w:t>
+        <w:t xml:space="preserve">(a) Generic equivalents — bioequivalent and affordable</w:t>
       </w:r>
     </w:p>
     <w:p>
-      <w:pPr>
-        <w:spacing w:after="160" w:before="0"/>
-      </w:pPr>
       <w:r>
-        <w:rPr>
-          <w:b w:val="0"/>
-          <w:sz w:val="20"/>
-        </w:rPr>
-        <w:t>Negative Marks: 0.25</w:t>
+        <w:t xml:space="preserve">(b) Substandard medicines</w:t>
       </w:r>
     </w:p>
     <w:p>
-      <w:pPr>
-        <w:spacing w:after="20" w:before="120"/>
-      </w:pPr>
       <w:r>
-        <w:rPr>
-          <w:b/>
-          <w:sz w:val="22"/>
-        </w:rPr>
-        <w:t>Question: Which is the disactivated whole virion vaccine</w:t>
+        <w:t xml:space="preserve">(c) Placebos</w:t>
       </w:r>
     </w:p>
     <w:p>
-      <w:pPr>
-        <w:spacing w:after="0" w:before="0"/>
-      </w:pPr>
       <w:r>
-        <w:rPr>
-          <w:b w:val="0"/>
-          <w:sz w:val="22"/>
-        </w:rPr>
-        <w:t>(a) Sputnik</w:t>
+        <w:t xml:space="preserve">(d) Imported only</w:t>
       </w:r>
     </w:p>
     <w:p>
-      <w:pPr>
-        <w:spacing w:after="0" w:before="0"/>
-      </w:pPr>
       <w:r>
-        <w:rPr>
-          <w:b w:val="0"/>
-          <w:sz w:val="22"/>
-        </w:rPr>
-        <w:t>(b) Moderna</w:t>
+        <w:t xml:space="preserve">Answer: a</w:t>
       </w:r>
     </w:p>
     <w:p>
-      <w:pPr>
-        <w:spacing w:after="0" w:before="0"/>
-      </w:pPr>
       <w:r>
-        <w:rPr>
-          <w:b w:val="0"/>
-          <w:sz w:val="22"/>
-        </w:rPr>
-        <w:t>(c) Covishield</w:t>
+        <w:t xml:space="preserve">Solution: Jan Aushadhi medicines are quality generic equivalents — bioequivalent to branded drugs, at 50–90% lower prices.</w:t>
       </w:r>
     </w:p>
     <w:p>
-      <w:pPr>
-        <w:spacing w:after="0" w:before="0"/>
-      </w:pPr>
       <w:r>
-        <w:rPr>
-          <w:b w:val="0"/>
-          <w:sz w:val="22"/>
-        </w:rPr>
-        <w:t>(d) Covaxin</w:t>
+        <w:t xml:space="preserve">Positive Marks: 1</w:t>
       </w:r>
     </w:p>
     <w:p>
-      <w:pPr>
-        <w:spacing w:after="0" w:before="40"/>
-      </w:pPr>
       <w:r>
-        <w:rPr>
-          <w:b/>
-          <w:sz w:val="22"/>
-        </w:rPr>
-        <w:t>Answer: d</w:t>
+        <w:t xml:space="preserve">Negative Marks: 0.25</w:t>
       </w:r>
     </w:p>
     <w:p>
-      <w:pPr>
-        <w:spacing w:after="0" w:before="0"/>
-      </w:pPr>
       <w:r>
-        <w:rPr>
-          <w:b w:val="0"/>
-          <w:sz w:val="21"/>
-        </w:rPr>
-        <w:t>Solution: Covaxin (BBV152) is a whole-virion inactivated vaccine; Covishield and Sputnik are vector vaccines, Moderna is mRNA.</w:t>
+        <w:t xml:space="preserve"/>
       </w:r>
     </w:p>
     <w:p>
-      <w:pPr>
-        <w:spacing w:after="0" w:before="0"/>
-      </w:pPr>
       <w:r>
-        <w:rPr>
-          <w:b w:val="0"/>
-          <w:sz w:val="20"/>
-        </w:rPr>
-        <w:t>Positive Marks: 1</w:t>
+        <w:t xml:space="preserve">Question: The nurse is to administer 90 mg of a medication. The vial contains 30 mg/mL. The volume to give is:</w:t>
       </w:r>
     </w:p>
     <w:p>
-      <w:pPr>
-        <w:spacing w:after="160" w:before="0"/>
-      </w:pPr>
       <w:r>
-        <w:rPr>
-          <w:b w:val="0"/>
-          <w:sz w:val="20"/>
-        </w:rPr>
-        <w:t>Negative Marks: 0.25</w:t>
+        <w:t xml:space="preserve">(a) 2 mL</w:t>
       </w:r>
     </w:p>
     <w:p>
-      <w:pPr>
-        <w:spacing w:after="20" w:before="120"/>
-      </w:pPr>
       <w:r>
-        <w:rPr>
-          <w:b/>
-          <w:sz w:val="22"/>
-        </w:rPr>
-        <w:t>Question: A female comes on first antenatal visit at 10 weeks and states that she already have two earlier pregnancy that was delivered three years ago in NST OB 4 that one baby delivered at 36 weeks of gestation and another is delivered at 39 weeks of gestation. What is the GTPAL score?</w:t>
+        <w:t xml:space="preserve">(b) 3 mL</w:t>
       </w:r>
     </w:p>
     <w:p>
-      <w:pPr>
-        <w:spacing w:after="0" w:before="0"/>
-      </w:pPr>
       <w:r>
-        <w:rPr>
-          <w:b w:val="0"/>
-          <w:sz w:val="22"/>
-        </w:rPr>
-        <w:t>(a) G3 T1 P0 A1 L3</w:t>
+        <w:t xml:space="preserve">(c) 4 mL</w:t>
       </w:r>
     </w:p>
     <w:p>
-      <w:pPr>
-        <w:spacing w:after="0" w:before="0"/>
-      </w:pPr>
       <w:r>
-        <w:rPr>
-          <w:b w:val="0"/>
-          <w:sz w:val="22"/>
-        </w:rPr>
-        <w:t>(b) G3 T1 P1 A3 L1</w:t>
+        <w:t xml:space="preserve">(d) 5 mL</w:t>
       </w:r>
     </w:p>
     <w:p>
-      <w:pPr>
-        <w:spacing w:after="0" w:before="0"/>
-      </w:pPr>
       <w:r>
-        <w:rPr>
-          <w:b w:val="0"/>
-          <w:sz w:val="22"/>
-        </w:rPr>
-        <w:t>(c) G3 T1 P1 A0 L2</w:t>
+        <w:t xml:space="preserve">Answer: b</w:t>
       </w:r>
     </w:p>
     <w:p>
-      <w:pPr>
-        <w:spacing w:after="0" w:before="0"/>
-      </w:pPr>
       <w:r>
-        <w:rPr>
-          <w:b w:val="0"/>
-          <w:sz w:val="22"/>
-        </w:rPr>
-        <w:t>(d) G3 T2 P2 A1 L2</w:t>
+        <w:t xml:space="preserve">Solution: Volume = 90 ÷ 30 = 3 mL.</w:t>
       </w:r>
     </w:p>
     <w:p>
-      <w:pPr>
-        <w:spacing w:after="0" w:before="40"/>
-      </w:pPr>
       <w:r>
-        <w:rPr>
-          <w:b/>
-          <w:sz w:val="22"/>
-        </w:rPr>
-        <w:t>Answer: a</w:t>
+        <w:t xml:space="preserve">Positive Marks: 1</w:t>
       </w:r>
     </w:p>
     <w:p>
-      <w:pPr>
-        <w:spacing w:after="0" w:before="0"/>
-      </w:pPr>
       <w:r>
-        <w:rPr>
-          <w:b w:val="0"/>
-          <w:sz w:val="21"/>
-        </w:rPr>
-        <w:t>Solution: GTPAL is a system used to describe a woman's obstetric history. G stands for gravida, which is the total number of times a woman has been pregnant, including the current pregnancy. T stands for term births, the number of pregnancies carried to term, i.e., 37 weeks or more. P stands for preterm births, the number of pregnancies delivered before 37 weeks. A stands for abortions, including miscarriages and elective terminations. L stands for living children. Based on the given information, the GTPAL score would be G3 T1 P1 A0 L2, indicating that the woman has been pregnant three times, had one term birth, one preterm birth, no abortions, and two living children. (Source: Williams Obstetrics, 25th edition, Chapter 3, page 47)</w:t>
+        <w:t xml:space="preserve">Negative Marks: 0.25</w:t>
       </w:r>
     </w:p>
     <w:p>
-      <w:pPr>
-        <w:spacing w:after="0" w:before="0"/>
-      </w:pPr>
       <w:r>
-        <w:rPr>
-          <w:b w:val="0"/>
-          <w:sz w:val="20"/>
-        </w:rPr>
-        <w:t>Positive Marks: 1</w:t>
+        <w:t xml:space="preserve"/>
       </w:r>
     </w:p>
     <w:p>
-      <w:pPr>
-        <w:spacing w:after="160" w:before="0"/>
-      </w:pPr>
       <w:r>
-        <w:rPr>
-          <w:b w:val="0"/>
-          <w:sz w:val="20"/>
-        </w:rPr>
-        <w:t>Negative Marks: 0.25</w:t>
+        <w:t xml:space="preserve">Question: The normal adult pulse rate at rest is:</w:t>
       </w:r>
     </w:p>
     <w:p>
-      <w:pPr>
-        <w:spacing w:after="20" w:before="120"/>
-      </w:pPr>
       <w:r>
-        <w:rPr>
-          <w:b/>
-          <w:sz w:val="22"/>
-        </w:rPr>
-        <w:t>Question: An unconscious client needs oral care and suctioning. Which position is safest to prevent aspiration?</w:t>
+        <w:t xml:space="preserve">(a) 60–100 beats per minute</w:t>
       </w:r>
     </w:p>
     <w:p>
-      <w:pPr>
-        <w:spacing w:after="0" w:before="0"/>
-      </w:pPr>
       <w:r>
-        <w:rPr>
-          <w:b w:val="0"/>
-          <w:sz w:val="22"/>
-        </w:rPr>
-        <w:t>(a) Side-lying (lateral) position</w:t>
+        <w:t xml:space="preserve">(b) 20–40 beats per minute</w:t>
       </w:r>
     </w:p>
     <w:p>
-      <w:pPr>
-        <w:spacing w:after="0" w:before="0"/>
-      </w:pPr>
       <w:r>
-        <w:rPr>
-          <w:b w:val="0"/>
-          <w:sz w:val="22"/>
-        </w:rPr>
-        <w:t>(b) Prone position</w:t>
+        <w:t xml:space="preserve">(c) 120–160 beats per minute</w:t>
       </w:r>
     </w:p>
     <w:p>
-      <w:pPr>
-        <w:spacing w:after="0" w:before="0"/>
-      </w:pPr>
       <w:r>
-        <w:rPr>
-          <w:b w:val="0"/>
-          <w:sz w:val="22"/>
-        </w:rPr>
-        <w:t>(c) Trendelenburg position</w:t>
+        <w:t xml:space="preserve">(d) 160–200 beats per minute</w:t>
       </w:r>
     </w:p>
     <w:p>
-      <w:pPr>
-        <w:spacing w:after="0" w:before="0"/>
-      </w:pPr>
       <w:r>
-        <w:rPr>
-          <w:b w:val="0"/>
-          <w:sz w:val="22"/>
-        </w:rPr>
-        <w:t>(d) Supine position</w:t>
+        <w:t xml:space="preserve">Answer: a</w:t>
       </w:r>
     </w:p>
     <w:p>
-      <w:pPr>
-        <w:spacing w:after="0" w:before="40"/>
-      </w:pPr>
       <w:r>
-        <w:rPr>
-          <w:b/>
-          <w:sz w:val="22"/>
-        </w:rPr>
-        <w:t>Answer: a</w:t>
+        <w:t xml:space="preserve">Solution: Normal adult resting pulse is 60–100 bpm. The nurse assesses rate, rhythm, and strength.</w:t>
       </w:r>
     </w:p>
     <w:p>
-      <w:pPr>
-        <w:spacing w:after="0" w:before="0"/>
-      </w:pPr>
       <w:r>
-        <w:rPr>
-          <w:b w:val="0"/>
-          <w:sz w:val="21"/>
-        </w:rPr>
-        <w:t>Solution: Side-lying allows secretions to pool in the cheek rather than the pharynx and permits drainage, reducing the risk of aspiration during oral care and suctioning.</w:t>
+        <w:t xml:space="preserve">Positive Marks: 1</w:t>
       </w:r>
     </w:p>
     <w:p>
-      <w:pPr>
-        <w:spacing w:after="0" w:before="0"/>
-      </w:pPr>
       <w:r>
-        <w:rPr>
-          <w:b w:val="0"/>
-          <w:sz w:val="20"/>
-        </w:rPr>
-        <w:t>Positive Marks: 1</w:t>
+        <w:t xml:space="preserve">Negative Marks: 0.25</w:t>
       </w:r>
     </w:p>
     <w:p>
-      <w:pPr>
-        <w:spacing w:after="160" w:before="0"/>
-      </w:pPr>
       <w:r>
-        <w:rPr>
-          <w:b w:val="0"/>
-          <w:sz w:val="20"/>
-        </w:rPr>
-        <w:t>Negative Marks: 0.25</w:t>
+        <w:t xml:space="preserve"/>
       </w:r>
     </w:p>
     <w:p>
-      <w:pPr>
-        <w:spacing w:after="20" w:before="120"/>
-      </w:pPr>
       <w:r>
-        <w:rPr>
-          <w:b/>
-          <w:sz w:val="22"/>
-        </w:rPr>
-        <w:t>Question: Which of the following drug is prescribed to an antenatal mother for fetal lung maturation?</w:t>
+        <w:t xml:space="preserve">Question: A patient with a chest tube is being weaned. Before removal, the nurse should:</w:t>
       </w:r>
     </w:p>
     <w:p>
-      <w:pPr>
-        <w:spacing w:after="0" w:before="0"/>
-      </w:pPr>
       <w:r>
-        <w:rPr>
-          <w:b w:val="0"/>
-          <w:sz w:val="22"/>
-        </w:rPr>
-        <w:t>(a) Metoclopramide</w:t>
+        <w:t xml:space="preserve">(a) Prepare the patient, gather supplies, and assist per protocol</w:t>
       </w:r>
     </w:p>
     <w:p>
-      <w:pPr>
-        <w:spacing w:after="0" w:before="0"/>
-      </w:pPr>
       <w:r>
-        <w:rPr>
-          <w:b w:val="0"/>
-          <w:sz w:val="22"/>
-        </w:rPr>
-        <w:t>(b) Metoprolol</w:t>
+        <w:t xml:space="preserve">(b) Remove the tube without an order</w:t>
       </w:r>
     </w:p>
     <w:p>
-      <w:pPr>
-        <w:spacing w:after="0" w:before="0"/>
-      </w:pPr>
       <w:r>
-        <w:rPr>
-          <w:b w:val="0"/>
-          <w:sz w:val="22"/>
-        </w:rPr>
-        <w:t>(c) Bromocriptine</w:t>
+        <w:t xml:space="preserve">(c) Clamp the tube permanently</w:t>
       </w:r>
     </w:p>
     <w:p>
-      <w:pPr>
-        <w:spacing w:after="0" w:before="0"/>
-      </w:pPr>
       <w:r>
-        <w:rPr>
-          <w:b w:val="0"/>
-          <w:sz w:val="22"/>
-        </w:rPr>
-        <w:t>(d) Betamethasone</w:t>
+        <w:t xml:space="preserve">(d) Disconnect the drainage</w:t>
       </w:r>
     </w:p>
     <w:p>
-      <w:pPr>
-        <w:spacing w:after="0" w:before="40"/>
-      </w:pPr>
       <w:r>
-        <w:rPr>
-          <w:b/>
-          <w:sz w:val="22"/>
-        </w:rPr>
-        <w:t>Answer: d</w:t>
+        <w:t xml:space="preserve">Answer: a</w:t>
       </w:r>
     </w:p>
     <w:p>
-      <w:pPr>
-        <w:spacing w:after="0" w:before="0"/>
-      </w:pPr>
       <w:r>
-        <w:rPr>
-          <w:b w:val="0"/>
-          <w:sz w:val="21"/>
-        </w:rPr>
-        <w:t>Solution: Betamethasone (a corticosteroid) is given to the antenatal mother to accelerate fetal lung maturation and prevent RDS.</w:t>
+        <w:t xml:space="preserve">Solution: Chest tube removal — done per physician order, with supplies ready (petrolatum gauze, dressing), the patient exhales/holds breath during removal, and the site is dressed and observed for air leak.</w:t>
       </w:r>
     </w:p>
     <w:p>
-      <w:pPr>
-        <w:spacing w:after="0" w:before="0"/>
-      </w:pPr>
       <w:r>
-        <w:rPr>
-          <w:b w:val="0"/>
-          <w:sz w:val="20"/>
-        </w:rPr>
-        <w:t>Positive Marks: 1</w:t>
+        <w:t xml:space="preserve">Positive Marks: 1</w:t>
       </w:r>
     </w:p>
     <w:p>
-      <w:pPr>
-        <w:spacing w:after="160" w:before="0"/>
-      </w:pPr>
       <w:r>
-        <w:rPr>
-          <w:b w:val="0"/>
-          <w:sz w:val="20"/>
-        </w:rPr>
-        <w:t>Negative Marks: 0.25</w:t>
+        <w:t xml:space="preserve">Negative Marks: 0.25</w:t>
       </w:r>
     </w:p>
     <w:p>
-      <w:pPr>
-        <w:spacing w:after="20" w:before="120"/>
-      </w:pPr>
       <w:r>
-        <w:rPr>
-          <w:b/>
-          <w:sz w:val="22"/>
-        </w:rPr>
-        <w:t>Question: Which of the following is the correct measurement of the oropharyngeal airway?</w:t>
+        <w:t xml:space="preserve">Question: The normal serum bilirubin level is:</w:t>
       </w:r>
     </w:p>
     <w:p>
-      <w:pPr>
-        <w:spacing w:after="0" w:before="0"/>
-      </w:pPr>
       <w:r>
-        <w:rPr>
-          <w:b w:val="0"/>
-          <w:sz w:val="22"/>
-        </w:rPr>
-        <w:t>(a) Tip of nose and angle of mandible</w:t>
+        <w:t xml:space="preserve">(a) 0.2–1.2 mg/dL</w:t>
       </w:r>
     </w:p>
     <w:p>
-      <w:pPr>
-        <w:spacing w:after="0" w:before="0"/>
-      </w:pPr>
       <w:r>
-        <w:rPr>
-          <w:b w:val="0"/>
-          <w:sz w:val="22"/>
-        </w:rPr>
-        <w:t>(b) Corner of mouth and angle of jaw</w:t>
+        <w:t xml:space="preserve">(b) 3–5 mg/dL</w:t>
       </w:r>
     </w:p>
     <w:p>
-      <w:pPr>
-        <w:spacing w:after="0" w:before="0"/>
-      </w:pPr>
       <w:r>
-        <w:rPr>
-          <w:b w:val="0"/>
-          <w:sz w:val="22"/>
-        </w:rPr>
-        <w:t>(c) Ala of nose and angle of mandible</w:t>
+        <w:t xml:space="preserve">(c) 6–8 mg/dL</w:t>
       </w:r>
     </w:p>
     <w:p>
-      <w:pPr>
-        <w:spacing w:after="0" w:before="0"/>
-      </w:pPr>
       <w:r>
-        <w:rPr>
-          <w:b w:val="0"/>
-          <w:sz w:val="22"/>
-        </w:rPr>
-        <w:t>(d) Targus to angle of mouth or Angle of the mouth to angle of mandible</w:t>
+        <w:t xml:space="preserve">(d) 10–12 mg/dL</w:t>
       </w:r>
     </w:p>
     <w:p>
-      <w:pPr>
-        <w:spacing w:after="0" w:before="40"/>
-      </w:pPr>
       <w:r>
-        <w:rPr>
-          <w:b/>
-          <w:sz w:val="22"/>
-        </w:rPr>
-        <w:t>Answer: b</w:t>
+        <w:t xml:space="preserve">Answer: a</w:t>
       </w:r>
     </w:p>
     <w:p>
-      <w:pPr>
-        <w:spacing w:after="0" w:before="0"/>
-      </w:pPr>
       <w:r>
-        <w:rPr>
-          <w:b w:val="0"/>
-          <w:sz w:val="21"/>
-        </w:rPr>
-        <w:t>Solution: The oropharyngeal airway is measured from the corner of the mouth to the angle of the jaw.</w:t>
+        <w:t xml:space="preserve">Solution: Normal total bilirubin is 0.2–1.2 mg/dL; jaundice is visible at &gt;2–2.5 mg/dL. Elevated unconjugated bilirubin suggests hemolysis; conjugated elevation suggests obstruction/hepatic disease.</w:t>
       </w:r>
     </w:p>
     <w:p>
-      <w:pPr>
-        <w:spacing w:after="0" w:before="0"/>
-      </w:pPr>
       <w:r>
-        <w:rPr>
-          <w:b w:val="0"/>
-          <w:sz w:val="20"/>
-        </w:rPr>
-        <w:t>Positive Marks: 1</w:t>
+        <w:t xml:space="preserve">Positive Marks: 1</w:t>
       </w:r>
     </w:p>
     <w:p>
-      <w:pPr>
-        <w:spacing w:after="160" w:before="0"/>
-      </w:pPr>
       <w:r>
-        <w:rPr>
-          <w:b w:val="0"/>
-          <w:sz w:val="20"/>
-        </w:rPr>
-        <w:t>Negative Marks: 0.25</w:t>
+        <w:t xml:space="preserve">Negative Marks: 0.25</w:t>
       </w:r>
     </w:p>
     <w:p>
-      <w:pPr>
-        <w:spacing w:after="20" w:before="120"/>
-      </w:pPr>
       <w:r>
-        <w:rPr>
-          <w:b/>
-          <w:sz w:val="22"/>
-        </w:rPr>
-        <w:t>Question: Which site is most commonly affected in Trichotillomania?</w:t>
+        <w:t xml:space="preserve"/>
       </w:r>
     </w:p>
     <w:p>
-      <w:pPr>
-        <w:spacing w:after="0" w:before="0"/>
-      </w:pPr>
       <w:r>
-        <w:rPr>
-          <w:b w:val="0"/>
-          <w:sz w:val="22"/>
-        </w:rPr>
-        <w:t>(a) Pubic hair</w:t>
+        <w:t xml:space="preserve">Question: The nurse is caring for a patient with a colostomy. Which food is most likely to cause odor?</w:t>
       </w:r>
     </w:p>
     <w:p>
-      <w:pPr>
-        <w:spacing w:after="0" w:before="0"/>
-      </w:pPr>
       <w:r>
-        <w:rPr>
-          <w:b w:val="0"/>
-          <w:sz w:val="22"/>
-        </w:rPr>
-        <w:t>(b) Eyebrow</w:t>
+        <w:t xml:space="preserve">(a) Eggs, onions, and fish</w:t>
       </w:r>
     </w:p>
     <w:p>
-      <w:pPr>
-        <w:spacing w:after="0" w:before="0"/>
-      </w:pPr>
       <w:r>
-        <w:rPr>
-          <w:b w:val="0"/>
-          <w:sz w:val="22"/>
-        </w:rPr>
-        <w:t>(c) Axillary hair</w:t>
+        <w:t xml:space="preserve">(b) Boiled rice</w:t>
       </w:r>
     </w:p>
     <w:p>
-      <w:pPr>
-        <w:spacing w:after="0" w:before="0"/>
-      </w:pPr>
       <w:r>
-        <w:rPr>
-          <w:b w:val="0"/>
-          <w:sz w:val="22"/>
-        </w:rPr>
-        <w:t>(d) Scalp hair</w:t>
+        <w:t xml:space="preserve">(c) Applesauce</w:t>
       </w:r>
     </w:p>
     <w:p>
-      <w:pPr>
-        <w:spacing w:after="0" w:before="40"/>
-      </w:pPr>
       <w:r>
-        <w:rPr>
-          <w:b/>
-          <w:sz w:val="22"/>
-        </w:rPr>
-        <w:t>Answer: d</w:t>
+        <w:t xml:space="preserve">(d) White bread</w:t>
       </w:r>
     </w:p>
     <w:p>
-      <w:pPr>
-        <w:spacing w:after="0" w:before="0"/>
-      </w:pPr>
       <w:r>
-        <w:rPr>
-          <w:b w:val="0"/>
-          <w:sz w:val="21"/>
-        </w:rPr>
-        <w:t>Solution: The most commonly affected site in Trichotillomania, a hair-pulling disorder, is the scalp hair. Trichotillomania is characterized by an irresistible urge to pull out one's own hair, leading to noticeable hair loss and resulting in significant distress or impairment in functioning. While hair can be pulled from various areas of the body, including pubic hair, axillary hair, and eyebrows, the scalp is typically the most commonly affected site. Individuals with Trichotillomania may exhibit hair-pulling behaviors in response to specific triggers or as a way to alleviate tension or anxiety.</w:t>
+        <w:t xml:space="preserve">Answer: a</w:t>
       </w:r>
     </w:p>
     <w:p>
-      <w:pPr>
-        <w:spacing w:after="0" w:before="0"/>
-      </w:pPr>
       <w:r>
-        <w:rPr>
-          <w:b w:val="0"/>
-          <w:sz w:val="20"/>
-        </w:rPr>
-        <w:t>Positive Marks: 1</w:t>
+        <w:t xml:space="preserve">Solution: Odor-producing foods — eggs, onions, fish, and certain spices — increase colostomy odor. Yogurt, parsley, and buttermilk help reduce odor; a balanced diet is maintained.</w:t>
       </w:r>
     </w:p>
     <w:p>
-      <w:pPr>
-        <w:spacing w:after="160" w:before="0"/>
-      </w:pPr>
       <w:r>
-        <w:rPr>
-          <w:b w:val="0"/>
-          <w:sz w:val="20"/>
-        </w:rPr>
-        <w:t>Negative Marks: 0.25</w:t>
+        <w:t xml:space="preserve">Positive Marks: 1</w:t>
       </w:r>
     </w:p>
     <w:p>
-      <w:pPr>
-        <w:spacing w:after="20" w:before="120"/>
-      </w:pPr>
       <w:r>
-        <w:rPr>
-          <w:b/>
-          <w:sz w:val="22"/>
-        </w:rPr>
-        <w:t>Question: After a normal vaginal delivery, breastfeeding should be started within:</w:t>
+        <w:t xml:space="preserve">Negative Marks: 0.25</w:t>
       </w:r>
     </w:p>
     <w:p>
-      <w:pPr>
-        <w:spacing w:after="0" w:before="0"/>
-      </w:pPr>
       <w:r>
-        <w:rPr>
-          <w:b w:val="0"/>
-          <w:sz w:val="22"/>
-        </w:rPr>
-        <w:t>(a) 4 hour</w:t>
+        <w:t xml:space="preserve"/>
       </w:r>
     </w:p>
     <w:p>
-      <w:pPr>
-        <w:spacing w:after="0" w:before="0"/>
-      </w:pPr>
       <w:r>
-        <w:rPr>
-          <w:b w:val="0"/>
-          <w:sz w:val="22"/>
-        </w:rPr>
-        <w:t>(b) 8 hour</w:t>
+        <w:t xml:space="preserve">Question: A patient with acute pancreatitis is prescribed NPO and IV fluids. The nurse should:</w:t>
       </w:r>
     </w:p>
     <w:p>
-      <w:pPr>
-        <w:spacing w:after="0" w:before="0"/>
-      </w:pPr>
       <w:r>
-        <w:rPr>
-          <w:b w:val="0"/>
-          <w:sz w:val="22"/>
-        </w:rPr>
-        <w:t>(c) After 2 days</w:t>
+        <w:t xml:space="preserve">(a) Monitor pain, electrolytes, and pancreatic enzymes</w:t>
       </w:r>
     </w:p>
     <w:p>
-      <w:pPr>
-        <w:spacing w:after="0" w:before="0"/>
-      </w:pPr>
       <w:r>
-        <w:rPr>
-          <w:b w:val="0"/>
-          <w:sz w:val="22"/>
-        </w:rPr>
-        <w:t>(d) 30 minute</w:t>
+        <w:t xml:space="preserve">(b) Give oral fluids</w:t>
       </w:r>
     </w:p>
     <w:p>
-      <w:pPr>
-        <w:spacing w:after="0" w:before="40"/>
-      </w:pPr>
       <w:r>
-        <w:rPr>
-          <w:b/>
-          <w:sz w:val="22"/>
-        </w:rPr>
-        <w:t>Answer: d</w:t>
+        <w:t xml:space="preserve">(c) Give a high-fat meal</w:t>
       </w:r>
     </w:p>
     <w:p>
-      <w:pPr>
-        <w:spacing w:after="0" w:before="0"/>
-      </w:pPr>
       <w:r>
-        <w:rPr>
-          <w:b w:val="0"/>
-          <w:sz w:val="21"/>
-        </w:rPr>
-        <w:t>Solution: Breastfeeding should ideally start within option A, 30 minutes after vaginal normal delivery. Early initiation of breastfeeding is recommended to promote successful breastfeeding and establish a strong mother-infant bond. Starting breastfeeding soon after delivery allows the newborn to receive colostrum, which is the highly nutritious and antibody-rich first milk produced by the mother. Colostrum provides essential nutrients, antibodies, and protective factors that support the newborn's immune system and overall health. It also helps stimulate milk production in the mother. Healthcare professionals should encourage and assist mothers in initiating breastfeeding promptly after childbirth to ensure the best possible start for both mother and baby.</w:t>
+        <w:t xml:space="preserve">(d) Skip monitoring</w:t>
       </w:r>
     </w:p>
     <w:p>
-      <w:pPr>
-        <w:spacing w:after="0" w:before="0"/>
-      </w:pPr>
       <w:r>
-        <w:rPr>
-          <w:b w:val="0"/>
-          <w:sz w:val="20"/>
-        </w:rPr>
-        <w:t>Positive Marks: 1</w:t>
+        <w:t xml:space="preserve">Answer: a</w:t>
       </w:r>
     </w:p>
     <w:p>
-      <w:pPr>
-        <w:spacing w:after="160" w:before="0"/>
-      </w:pPr>
       <w:r>
-        <w:rPr>
-          <w:b w:val="0"/>
-          <w:sz w:val="20"/>
-        </w:rPr>
-        <w:t>Negative Marks: 0.25</w:t>
+        <w:t xml:space="preserve">Solution: Acute pancreatitis — NPO, IV fluids, analgesia, and monitoring of amylase/lipase, electrolytes, and pain. Oral intake resumes gradually.</w:t>
       </w:r>
     </w:p>
     <w:p>
-      <w:pPr>
-        <w:spacing w:after="20" w:before="120"/>
-      </w:pPr>
       <w:r>
-        <w:rPr>
-          <w:b/>
-          <w:sz w:val="22"/>
-        </w:rPr>
-        <w:t>Question: A Type I error is defined as?</w:t>
+        <w:t xml:space="preserve">Positive Marks: 1</w:t>
       </w:r>
     </w:p>
     <w:p>
-      <w:pPr>
-        <w:spacing w:after="0" w:before="0"/>
-      </w:pPr>
       <w:r>
-        <w:rPr>
-          <w:b w:val="0"/>
-          <w:sz w:val="22"/>
-        </w:rPr>
-        <w:t>(a) Failing to reject a true null hypothesis</w:t>
+        <w:t xml:space="preserve">Negative Marks: 0.25</w:t>
       </w:r>
     </w:p>
     <w:p>
-      <w:pPr>
-        <w:spacing w:after="0" w:before="0"/>
-      </w:pPr>
       <w:r>
-        <w:rPr>
-          <w:b w:val="0"/>
-          <w:sz w:val="22"/>
-        </w:rPr>
-        <w:t>(b) Rejecting a null hypothesis when it is in fact true</w:t>
+        <w:t xml:space="preserve"/>
       </w:r>
     </w:p>
     <w:p>
-      <w:pPr>
-        <w:spacing w:after="0" w:before="0"/>
-      </w:pPr>
       <w:r>
-        <w:rPr>
-          <w:b w:val="0"/>
-          <w:sz w:val="22"/>
-        </w:rPr>
-        <w:t>(c) Rejecting a false null hypothesis</w:t>
+        <w:t xml:space="preserve">Question: A patient at 35 weeks of gestation is diagnosed with polyhydramnios. The nurse should monitor for:</w:t>
       </w:r>
     </w:p>
     <w:p>
-      <w:pPr>
-        <w:spacing w:after="0" w:before="0"/>
-      </w:pPr>
       <w:r>
-        <w:rPr>
-          <w:b w:val="0"/>
-          <w:sz w:val="22"/>
-        </w:rPr>
-        <w:t>(d) Failing to reject a false null hypothesis</w:t>
+        <w:t xml:space="preserve">(a) Malpresentation, cord prolapse, and preterm labor</w:t>
       </w:r>
     </w:p>
     <w:p>
-      <w:pPr>
-        <w:spacing w:after="0" w:before="40"/>
-      </w:pPr>
       <w:r>
-        <w:rPr>
-          <w:b/>
-          <w:sz w:val="22"/>
-        </w:rPr>
-        <w:t>Answer: b</w:t>
+        <w:t xml:space="preserve">(b) Hypoglycemia</w:t>
       </w:r>
     </w:p>
     <w:p>
-      <w:pPr>
-        <w:spacing w:after="0" w:before="0"/>
-      </w:pPr>
       <w:r>
-        <w:rPr>
-          <w:b w:val="0"/>
-          <w:sz w:val="21"/>
-        </w:rPr>
-        <w:t>Solution: Also known as a false positive, occurs when a null hypothesis is rejected even though it is true. In other words, it is the error of concluding that there is a significant effect or relationship between variables when there is actually no such effect or relationship.</w:t>
+        <w:t xml:space="preserve">(c) Constipation</w:t>
       </w:r>
     </w:p>
     <w:p>
-      <w:pPr>
-        <w:spacing w:after="0" w:before="0"/>
-      </w:pPr>
       <w:r>
-        <w:rPr>
-          <w:b w:val="0"/>
-          <w:sz w:val="20"/>
-        </w:rPr>
-        <w:t>Positive Marks: 1</w:t>
+        <w:t xml:space="preserve">(d) Hyperthyroidism</w:t>
       </w:r>
     </w:p>
     <w:p>
-      <w:pPr>
-        <w:spacing w:after="160" w:before="0"/>
-      </w:pPr>
       <w:r>
-        <w:rPr>
-          <w:b w:val="0"/>
-          <w:sz w:val="20"/>
-        </w:rPr>
-        <w:t>Negative Marks: 0.25</w:t>
+        <w:t xml:space="preserve">Answer: a</w:t>
       </w:r>
     </w:p>
     <w:p>
-      <w:pPr>
-        <w:spacing w:after="20" w:before="120"/>
-      </w:pPr>
       <w:r>
-        <w:rPr>
-          <w:b/>
-          <w:sz w:val="22"/>
-        </w:rPr>
-        <w:t>Question: To perform catheterization, the nurse should place a woman in</w:t>
+        <w:t xml:space="preserve">Solution: Polyhydramnios — excess amniotic fluid — risks malpresentation, cord prolapse, and preterm labor. The nurse monitors fetal position, FHR, and uterine size.</w:t>
       </w:r>
     </w:p>
     <w:p>
-      <w:pPr>
-        <w:spacing w:after="0" w:before="0"/>
-      </w:pPr>
       <w:r>
-        <w:rPr>
-          <w:b w:val="0"/>
-          <w:sz w:val="22"/>
-        </w:rPr>
-        <w:t>(a) Sim's position</w:t>
+        <w:t xml:space="preserve">Positive Marks: 1</w:t>
       </w:r>
     </w:p>
     <w:p>
-      <w:pPr>
-        <w:spacing w:after="0" w:before="0"/>
-      </w:pPr>
       <w:r>
-        <w:rPr>
-          <w:b w:val="0"/>
-          <w:sz w:val="22"/>
-        </w:rPr>
-        <w:t>(b) Dorsal recumbent position</w:t>
+        <w:t xml:space="preserve">Negative Marks: 0.25</w:t>
       </w:r>
     </w:p>
     <w:p>
-      <w:pPr>
-        <w:spacing w:after="0" w:before="0"/>
-      </w:pPr>
       <w:r>
-        <w:rPr>
-          <w:b w:val="0"/>
-          <w:sz w:val="22"/>
-        </w:rPr>
-        <w:t>(c) Lithotomy position</w:t>
+        <w:t xml:space="preserve"/>
       </w:r>
     </w:p>
     <w:p>
-      <w:pPr>
-        <w:spacing w:after="0" w:before="0"/>
-      </w:pPr>
       <w:r>
-        <w:rPr>
-          <w:b w:val="0"/>
-          <w:sz w:val="22"/>
-        </w:rPr>
-        <w:t>(d) Trendelenburg position</w:t>
+        <w:t xml:space="preserve">Question: A 6-month-old infant with pneumonia has chest indrawing. The nurse should classify this as:</w:t>
       </w:r>
     </w:p>
     <w:p>
-      <w:pPr>
-        <w:spacing w:after="0" w:before="40"/>
-      </w:pPr>
       <w:r>
-        <w:rPr>
-          <w:b/>
-          <w:sz w:val="22"/>
-        </w:rPr>
-        <w:t>Answer: b</w:t>
+        <w:t xml:space="preserve">(a) Severe pneumonia (per IMNCI) — refer urgently</w:t>
       </w:r>
     </w:p>
     <w:p>
-      <w:pPr>
-        <w:spacing w:after="0" w:before="0"/>
-      </w:pPr>
       <w:r>
-        <w:rPr>
-          <w:b w:val="0"/>
-          <w:sz w:val="21"/>
-        </w:rPr>
-        <w:t>Solution: For urinary catheterization, the woman is placed in the dorsal recumbent position.</w:t>
+        <w:t xml:space="preserve">(b) No pneumonia</w:t>
       </w:r>
     </w:p>
     <w:p>
-      <w:pPr>
-        <w:spacing w:after="0" w:before="0"/>
-      </w:pPr>
       <w:r>
-        <w:rPr>
-          <w:b w:val="0"/>
-          <w:sz w:val="20"/>
-        </w:rPr>
-        <w:t>Positive Marks: 1</w:t>
+        <w:t xml:space="preserve">(c) Mild cold</w:t>
       </w:r>
     </w:p>
     <w:p>
-      <w:pPr>
-        <w:spacing w:after="160" w:before="0"/>
-      </w:pPr>
       <w:r>
-        <w:rPr>
-          <w:b w:val="0"/>
-          <w:sz w:val="20"/>
-        </w:rPr>
-        <w:t>Negative Marks: 0.25</w:t>
+        <w:t xml:space="preserve">(d) Normal</w:t>
       </w:r>
     </w:p>
     <w:p>
-      <w:pPr>
-        <w:spacing w:after="20" w:before="120"/>
-      </w:pPr>
       <w:r>
-        <w:rPr>
-          <w:b/>
-          <w:sz w:val="22"/>
-        </w:rPr>
-        <w:t>Question: During suctioning, the patient complains of respiratory distress. First nursing action should be:</w:t>
+        <w:t xml:space="preserve">Answer: a</w:t>
       </w:r>
     </w:p>
     <w:p>
-      <w:pPr>
-        <w:spacing w:after="0" w:before="0"/>
-      </w:pPr>
       <w:r>
-        <w:rPr>
-          <w:b w:val="0"/>
-          <w:sz w:val="22"/>
-        </w:rPr>
-        <w:t>(a) Call doctor immediately</w:t>
+        <w:t xml:space="preserve">Solution: Chest indrawing with fast breathing indicates severe pneumonia per IMNCI — referral, oxygen, and hospital care are needed. The nurse monitors for danger signs.</w:t>
       </w:r>
     </w:p>
     <w:p>
-      <w:pPr>
-        <w:spacing w:after="0" w:before="0"/>
-      </w:pPr>
       <w:r>
-        <w:rPr>
-          <w:b w:val="0"/>
-          <w:sz w:val="22"/>
-        </w:rPr>
-        <w:t>(b) Call senior nurse</w:t>
+        <w:t xml:space="preserve">Positive Marks: 1</w:t>
       </w:r>
     </w:p>
     <w:p>
-      <w:pPr>
-        <w:spacing w:after="0" w:before="0"/>
-      </w:pPr>
       <w:r>
-        <w:rPr>
-          <w:b w:val="0"/>
-          <w:sz w:val="22"/>
-        </w:rPr>
-        <w:t>(c) Suction rapidly in 5 sec and remove the catheter</w:t>
+        <w:t xml:space="preserve">Negative Marks: 0.25</w:t>
       </w:r>
     </w:p>
     <w:p>
-      <w:pPr>
-        <w:spacing w:after="0" w:before="0"/>
-      </w:pPr>
       <w:r>
-        <w:rPr>
-          <w:b w:val="0"/>
-          <w:sz w:val="22"/>
-        </w:rPr>
-        <w:t>(d) Immediately remove suction catheter</w:t>
+        <w:t xml:space="preserve"/>
       </w:r>
     </w:p>
     <w:p>
-      <w:pPr>
-        <w:spacing w:after="0" w:before="40"/>
-      </w:pPr>
       <w:r>
-        <w:rPr>
-          <w:b/>
-          <w:sz w:val="22"/>
-        </w:rPr>
-        <w:t>Answer: d</w:t>
+        <w:t xml:space="preserve">Question: A patient with schizophrenia is being started on olanzapine. The nurse should monitor for:</w:t>
       </w:r>
     </w:p>
     <w:p>
-      <w:pPr>
-        <w:spacing w:after="0" w:before="0"/>
-      </w:pPr>
       <w:r>
-        <w:rPr>
-          <w:b w:val="0"/>
-          <w:sz w:val="21"/>
-        </w:rPr>
-        <w:t>Solution: If the patient develops respiratory distress during suctioning, the first action is to remove the suction catheter immediately.</w:t>
+        <w:t xml:space="preserve">(a) Weight gain, hyperglycemia, and sedation</w:t>
       </w:r>
     </w:p>
     <w:p>
-      <w:pPr>
-        <w:spacing w:after="0" w:before="0"/>
-      </w:pPr>
       <w:r>
-        <w:rPr>
-          <w:b w:val="0"/>
-          <w:sz w:val="20"/>
-        </w:rPr>
-        <w:t>Positive Marks: 1</w:t>
+        <w:t xml:space="preserve">(b) Hyperkalemia</w:t>
       </w:r>
     </w:p>
     <w:p>
-      <w:pPr>
-        <w:spacing w:after="160" w:before="0"/>
-      </w:pPr>
       <w:r>
-        <w:rPr>
-          <w:b w:val="0"/>
-          <w:sz w:val="20"/>
-        </w:rPr>
-        <w:t>Negative Marks: 0.25</w:t>
+        <w:t xml:space="preserve">(c) Bradycardia only</w:t>
       </w:r>
     </w:p>
     <w:p>
-      <w:pPr>
-        <w:spacing w:after="20" w:before="120"/>
-      </w:pPr>
       <w:r>
-        <w:rPr>
-          <w:b/>
-          <w:sz w:val="22"/>
-        </w:rPr>
-        <w:t>Question: A client develops anaphylaxis after a bee sting. What is the nurse's priority intervention?</w:t>
+        <w:t xml:space="preserve">(d) Constipation only</w:t>
       </w:r>
     </w:p>
     <w:p>
-      <w:pPr>
-        <w:spacing w:after="0" w:before="0"/>
-      </w:pPr>
       <w:r>
-        <w:rPr>
-          <w:b w:val="0"/>
-          <w:sz w:val="22"/>
-        </w:rPr>
-        <w:t>(a) Administer epinephrine IM immediately</w:t>
+        <w:t xml:space="preserve">Answer: a</w:t>
       </w:r>
     </w:p>
     <w:p>
-      <w:pPr>
-        <w:spacing w:after="0" w:before="0"/>
-      </w:pPr>
       <w:r>
-        <w:rPr>
-          <w:b w:val="0"/>
-          <w:sz w:val="22"/>
-        </w:rPr>
-        <w:t>(b) Apply oxygen by face mask</w:t>
+        <w:t xml:space="preserve">Solution: Olanzapine — significant weight gain, glucose/lipid elevation, and sedation. The nurse monitors metabolic parameters and teaches lifestyle measures.</w:t>
       </w:r>
     </w:p>
     <w:p>
-      <w:pPr>
-        <w:spacing w:after="0" w:before="0"/>
-      </w:pPr>
       <w:r>
-        <w:rPr>
-          <w:b w:val="0"/>
-          <w:sz w:val="22"/>
-        </w:rPr>
-        <w:t>(c) Establish IV access first</w:t>
+        <w:t xml:space="preserve">Positive Marks: 1</w:t>
       </w:r>
     </w:p>
     <w:p>
-      <w:pPr>
-        <w:spacing w:after="0" w:before="0"/>
-      </w:pPr>
       <w:r>
-        <w:rPr>
-          <w:b w:val="0"/>
-          <w:sz w:val="22"/>
-        </w:rPr>
-        <w:t>(d) Give an oral antihistamine</w:t>
+        <w:t xml:space="preserve">Negative Marks: 0.25</w:t>
       </w:r>
     </w:p>
     <w:p>
-      <w:pPr>
-        <w:spacing w:after="0" w:before="40"/>
-      </w:pPr>
       <w:r>
-        <w:rPr>
-          <w:b/>
-          <w:sz w:val="22"/>
-        </w:rPr>
-        <w:t>Answer: a</w:t>
+        <w:t xml:space="preserve"/>
       </w:r>
     </w:p>
     <w:p>
-      <w:pPr>
-        <w:spacing w:after="0" w:before="0"/>
-      </w:pPr>
       <w:r>
-        <w:rPr>
-          <w:b w:val="0"/>
-          <w:sz w:val="21"/>
-        </w:rPr>
-        <w:t>Solution: Epinephrine IM is the first-line, life-saving treatment for anaphylaxis; it reverses bronchospasm, laryngeal edema and hypotension.</w:t>
+        <w:t xml:space="preserve">Question: The "Pradhan Mantri Bhartiya Janaushadhi Kendra" medicines help reduce:</w:t>
       </w:r>
     </w:p>
     <w:p>
-      <w:pPr>
-        <w:spacing w:after="0" w:before="0"/>
-      </w:pPr>
       <w:r>
-        <w:rPr>
-          <w:b w:val="0"/>
-          <w:sz w:val="20"/>
-        </w:rPr>
-        <w:t>Positive Marks: 1</w:t>
+        <w:t xml:space="preserve">(a) Out-of-pocket health expenditure</w:t>
       </w:r>
     </w:p>
     <w:p>
-      <w:pPr>
-        <w:spacing w:after="160" w:before="0"/>
-      </w:pPr>
       <w:r>
-        <w:rPr>
-          <w:b w:val="0"/>
-          <w:sz w:val="20"/>
-        </w:rPr>
-        <w:t>Negative Marks: 0.25</w:t>
+        <w:t xml:space="preserve">(b) Tax rates</w:t>
       </w:r>
     </w:p>
     <w:p>
-      <w:pPr>
-        <w:spacing w:after="20" w:before="120"/>
-      </w:pPr>
       <w:r>
-        <w:rPr>
-          <w:b/>
-          <w:sz w:val="22"/>
-        </w:rPr>
-        <w:t>Question: Which of the following is not a social media platform</w:t>
+        <w:t xml:space="preserve">(c) Travel time</w:t>
       </w:r>
     </w:p>
     <w:p>
-      <w:pPr>
-        <w:spacing w:after="0" w:before="0"/>
-      </w:pPr>
       <w:r>
-        <w:rPr>
-          <w:b w:val="0"/>
-          <w:sz w:val="22"/>
-        </w:rPr>
-        <w:t>(a) Twitter</w:t>
+        <w:t xml:space="preserve">(d) Employment</w:t>
       </w:r>
     </w:p>
     <w:p>
-      <w:pPr>
-        <w:spacing w:after="0" w:before="0"/>
-      </w:pPr>
       <w:r>
-        <w:rPr>
-          <w:b w:val="0"/>
-          <w:sz w:val="22"/>
-        </w:rPr>
-        <w:t>(b) Windows</w:t>
+        <w:t xml:space="preserve">Answer: a</w:t>
       </w:r>
     </w:p>
     <w:p>
-      <w:pPr>
-        <w:spacing w:after="0" w:before="0"/>
-      </w:pPr>
       <w:r>
-        <w:rPr>
-          <w:b w:val="0"/>
-          <w:sz w:val="22"/>
-        </w:rPr>
-        <w:t>(c) Facebook</w:t>
+        <w:t xml:space="preserve">Solution: Affordable generic medicines reduce out-of-pocket health spending — a key goal of PMBJP.</w:t>
       </w:r>
     </w:p>
     <w:p>
-      <w:pPr>
-        <w:spacing w:after="0" w:before="0"/>
-      </w:pPr>
       <w:r>
-        <w:rPr>
-          <w:b w:val="0"/>
-          <w:sz w:val="22"/>
-        </w:rPr>
-        <w:t>(d) Instagram</w:t>
+        <w:t xml:space="preserve">Positive Marks: 1</w:t>
       </w:r>
     </w:p>
     <w:p>
-      <w:pPr>
-        <w:spacing w:after="0" w:before="40"/>
-      </w:pPr>
       <w:r>
-        <w:rPr>
-          <w:b/>
-          <w:sz w:val="22"/>
-        </w:rPr>
-        <w:t>Answer: a</w:t>
+        <w:t xml:space="preserve">Negative Marks: 0.25</w:t>
       </w:r>
     </w:p>
     <w:p>
-      <w:pPr>
-        <w:spacing w:after="0" w:before="0"/>
-      </w:pPr>
       <w:r>
-        <w:rPr>
-          <w:b w:val="0"/>
-          <w:sz w:val="21"/>
-        </w:rPr>
-        <w:t>Solution: Windows is not a social media platform. Social media platforms are online platforms or websites that allow users to create profiles, share content, and interact with other users. Twitter, Instagram, and Facebook are popular examples of social media platforms. Twitter is a microblogging platform that enables users to post and interact with short messages called tweets. Instagram is a photo and video sharing platform. Facebook is a social networking platform where users can create profiles, connect with friends and family, and share various types of content. Windows, on the other hand, is an operating system developed by Microsoft and is not a social media platform.</w:t>
+        <w:t xml:space="preserve"/>
       </w:r>
     </w:p>
     <w:p>
-      <w:pPr>
-        <w:spacing w:after="0" w:before="0"/>
-      </w:pPr>
       <w:r>
-        <w:rPr>
-          <w:b w:val="0"/>
-          <w:sz w:val="20"/>
-        </w:rPr>
-        <w:t>Positive Marks: 1</w:t>
+        <w:t xml:space="preserve">Question: The nurse is to give 1.25 mg of a medication. The vial contains 0.5 mg/mL. The volume to give is:</w:t>
       </w:r>
     </w:p>
     <w:p>
-      <w:pPr>
-        <w:spacing w:after="160" w:before="0"/>
-      </w:pPr>
       <w:r>
-        <w:rPr>
-          <w:b w:val="0"/>
-          <w:sz w:val="20"/>
-        </w:rPr>
-        <w:t>Negative Marks: 0.25</w:t>
+        <w:t xml:space="preserve">(a) 2 mL</w:t>
       </w:r>
     </w:p>
     <w:p>
-      <w:pPr>
-        <w:spacing w:after="20" w:before="120"/>
-      </w:pPr>
       <w:r>
-        <w:rPr>
-          <w:b/>
-          <w:sz w:val="22"/>
-        </w:rPr>
-        <w:t>Question: On which date was the milestone of 100 crore vaccinations (Covaxin + Covishield) completed in India?</w:t>
+        <w:t xml:space="preserve">(b) 2.5 mL</w:t>
       </w:r>
     </w:p>
     <w:p>
-      <w:pPr>
-        <w:spacing w:after="0" w:before="0"/>
-      </w:pPr>
       <w:r>
-        <w:rPr>
-          <w:b w:val="0"/>
-          <w:sz w:val="22"/>
-        </w:rPr>
-        <w:t>(a) 20.10.2021,</w:t>
+        <w:t xml:space="preserve">(c) 3 mL</w:t>
       </w:r>
     </w:p>
     <w:p>
-      <w:pPr>
-        <w:spacing w:after="0" w:before="0"/>
-      </w:pPr>
       <w:r>
-        <w:rPr>
-          <w:b w:val="0"/>
-          <w:sz w:val="22"/>
-        </w:rPr>
-        <w:t>(b) 21.10.2021,</w:t>
+        <w:t xml:space="preserve">(d) 3.5 mL</w:t>
       </w:r>
     </w:p>
     <w:p>
-      <w:pPr>
-        <w:spacing w:after="0" w:before="0"/>
-      </w:pPr>
       <w:r>
-        <w:rPr>
-          <w:b w:val="0"/>
-          <w:sz w:val="22"/>
-        </w:rPr>
-        <w:t>(c) 22.10.2021,</w:t>
+        <w:t xml:space="preserve">Answer: b</w:t>
       </w:r>
     </w:p>
     <w:p>
-      <w:pPr>
-        <w:spacing w:after="0" w:before="0"/>
-      </w:pPr>
       <w:r>
-        <w:rPr>
-          <w:b w:val="0"/>
-          <w:sz w:val="22"/>
-        </w:rPr>
-        <w:t>(d) 19.10.2021,</w:t>
+        <w:t xml:space="preserve">Solution: Volume = 1.25 ÷ 0.5 = 2.5 mL.</w:t>
       </w:r>
     </w:p>
     <w:p>
-      <w:pPr>
-        <w:spacing w:after="0" w:before="40"/>
-      </w:pPr>
       <w:r>
-        <w:rPr>
-          <w:b/>
-          <w:sz w:val="22"/>
-        </w:rPr>
-        <w:t>Answer: b</w:t>
+        <w:t xml:space="preserve">Positive Marks: 1</w:t>
       </w:r>
     </w:p>
     <w:p>
-      <w:pPr>
-        <w:spacing w:after="0" w:before="0"/>
-      </w:pPr>
       <w:r>
-        <w:rPr>
-          <w:b w:val="0"/>
-          <w:sz w:val="21"/>
-        </w:rPr>
-        <w:t>Solution: The milestone of 100 crore vaccinations (Covaxin + Covishield) in India was completed on 21.10.2021 (option a). This significant achievement marked the administration of 100 crore doses of COVID-19 vaccines in India's nationwide vaccination campaign. The combined use of Covaxin and Covishield, which are the two primary vaccines being administered in India, contributed to reaching this milestone in the ongoing efforts to protect the population against COVID-19.</w:t>
+        <w:t xml:space="preserve">Negative Marks: 0.25</w:t>
       </w:r>
     </w:p>
     <w:p>
-      <w:pPr>
-        <w:spacing w:after="0" w:before="0"/>
-      </w:pPr>
       <w:r>
-        <w:rPr>
-          <w:b w:val="0"/>
-          <w:sz w:val="20"/>
-        </w:rPr>
-        <w:t>Positive Marks: 1</w:t>
+        <w:t xml:space="preserve"/>
       </w:r>
     </w:p>
     <w:p>
-      <w:pPr>
-        <w:spacing w:after="160" w:before="0"/>
-      </w:pPr>
       <w:r>
-        <w:rPr>
-          <w:b w:val="0"/>
-          <w:sz w:val="20"/>
-        </w:rPr>
-        <w:t>Negative Marks: 0.25</w:t>
+        <w:t xml:space="preserve">Question: The normal adult respiratory rate is:</w:t>
+      </w:r>
+    </w:p>
+    <w:p>
+      <w:r>
+        <w:t xml:space="preserve">(a) 12–20 breaths per minute</w:t>
+      </w:r>
+    </w:p>
+    <w:p>
+      <w:r>
+        <w:t xml:space="preserve">(b) 30–40 breaths per minute</w:t>
+      </w:r>
+    </w:p>
+    <w:p>
+      <w:r>
+        <w:t xml:space="preserve">(c) 4–6 breaths per minute</w:t>
+      </w:r>
+    </w:p>
+    <w:p>
+      <w:r>
+        <w:t xml:space="preserve">(d) 50–60 breaths per minute</w:t>
+      </w:r>
+    </w:p>
+    <w:p>
+      <w:r>
+        <w:t xml:space="preserve">Answer: a</w:t>
+      </w:r>
+    </w:p>
+    <w:p>
+      <w:r>
+        <w:t xml:space="preserve">Solution: Normal adult respiratory rate is 12–20 breaths/min. The nurse counts for a full minute.</w:t>
+      </w:r>
+    </w:p>
+    <w:p>
+      <w:r>
+        <w:t xml:space="preserve">Positive Marks: 1</w:t>
+      </w:r>
+    </w:p>
+    <w:p>
+      <w:r>
+        <w:t xml:space="preserve">Negative Marks: 0.25</w:t>
+      </w:r>
+    </w:p>
+    <w:p>
+      <w:r>
+        <w:t xml:space="preserve"/>
+      </w:r>
+    </w:p>
+    <w:p>
+      <w:r>
+        <w:t xml:space="preserve">Question: A patient with a fractured femur in traction develops a deep vein thrombosis. Which finding is expected?</w:t>
+      </w:r>
+    </w:p>
+    <w:p>
+      <w:r>
+        <w:t xml:space="preserve">(a) Unilateral calf swelling, warmth, and pain</w:t>
+      </w:r>
+    </w:p>
+    <w:p>
+      <w:r>
+        <w:t xml:space="preserve">(b) Bilateral arm weakness</w:t>
+      </w:r>
+    </w:p>
+    <w:p>
+      <w:r>
+        <w:t xml:space="preserve">(c) Constipation</w:t>
+      </w:r>
+    </w:p>
+    <w:p>
+      <w:r>
+        <w:t xml:space="preserve">(d) Skin rash</w:t>
+      </w:r>
+    </w:p>
+    <w:p>
+      <w:r>
+        <w:t xml:space="preserve">Answer: a</w:t>
+      </w:r>
+    </w:p>
+    <w:p>
+      <w:r>
+        <w:t xml:space="preserve">Solution: DVT — unilateral calf/thigh swelling, warmth, tenderness, and erythema. The nurse reports it, maintains bed rest with elevation, and prepares for anticoagulation — the calf is never massaged.</w:t>
+      </w:r>
+    </w:p>
+    <w:p>
+      <w:r>
+        <w:t xml:space="preserve">Positive Marks: 1</w:t>
+      </w:r>
+    </w:p>
+    <w:p>
+      <w:r>
+        <w:t xml:space="preserve">Negative Marks: 0.25</w:t>
       </w:r>
     </w:p>
     <w:sectPr>
       <w:pgSz w:w="12240" w:h="15840"/>
-      <w:pgMar w:top="864" w:right="1008" w:bottom="864" w:left="1008" w:header="720" w:footer="720" w:gutter="0"/>
+      <w:pgMar w:top="1440" w:right="1800" w:bottom="1440" w:left="1800" w:header="720" w:footer="720" w:gutter="0"/>
       <w:cols w:space="720"/>
       <w:docGrid w:linePitch="360"/>
     </w:sectPr>
@@ -2535,10 +1365,6 @@
     <w:name w:val="Normal"/>
     <w:qFormat/>
     <w:rsid w:val="00FC693F"/>
-    <w:rPr>
-      <w:rFonts w:ascii="Calibri" w:hAnsi="Calibri"/>
-      <w:sz w:val="22"/>
-    </w:rPr>
   </w:style>
   <w:style w:type="paragraph" w:styleId="Header">
     <w:name w:val="header"/>
